--- a/High-concept/LastStandHighConcept.docx
+++ b/High-concept/LastStandHighConcept.docx
@@ -4,7 +4,7 @@
   <w:body>
     <w:tbl>
       <w:tblPr>
-        <w:tblStyle w:val="TableGrid"/>
+        <w:tblStyle w:val="a3"/>
         <w:tblW w:w="8372" w:type="dxa"/>
         <w:jc w:val="center"/>
         <w:tblLook w:val="04A0" w:firstRow="1" w:lastRow="0" w:firstColumn="1" w:lastColumn="0" w:noHBand="0" w:noVBand="1"/>
@@ -43,6 +43,58 @@
                 <w:lang w:val="en-US"/>
               </w:rPr>
             </w:pPr>
+            <w:r>
+              <w:rPr>
+                <w:noProof/>
+              </w:rPr>
+              <w:drawing>
+                <wp:inline distT="0" distB="0" distL="0" distR="0" wp14:anchorId="7BEB9C00" wp14:editId="769F65F3">
+                  <wp:extent cx="1026795" cy="1026795"/>
+                  <wp:effectExtent l="0" t="0" r="1905" b="1905"/>
+                  <wp:docPr id="938599302" name="Рисунок 1"/>
+                  <wp:cNvGraphicFramePr>
+                    <a:graphicFrameLocks xmlns:a="http://schemas.openxmlformats.org/drawingml/2006/main" noChangeAspect="1"/>
+                  </wp:cNvGraphicFramePr>
+                  <a:graphic xmlns:a="http://schemas.openxmlformats.org/drawingml/2006/main">
+                    <a:graphicData uri="http://schemas.openxmlformats.org/drawingml/2006/picture">
+                      <pic:pic xmlns:pic="http://schemas.openxmlformats.org/drawingml/2006/picture">
+                        <pic:nvPicPr>
+                          <pic:cNvPr id="938599302" name=""/>
+                          <pic:cNvPicPr/>
+                        </pic:nvPicPr>
+                        <pic:blipFill>
+                          <a:blip r:embed="rId8"/>
+                          <a:stretch>
+                            <a:fillRect/>
+                          </a:stretch>
+                        </pic:blipFill>
+                        <pic:spPr>
+                          <a:xfrm flipH="1">
+                            <a:off x="0" y="0"/>
+                            <a:ext cx="1026795" cy="1026795"/>
+                          </a:xfrm>
+                          <a:prstGeom prst="rect">
+                            <a:avLst/>
+                          </a:prstGeom>
+                        </pic:spPr>
+                      </pic:pic>
+                    </a:graphicData>
+                  </a:graphic>
+                </wp:inline>
+              </w:drawing>
+            </w:r>
+            <w:r>
+              <w:rPr>
+                <w:rFonts w:ascii="ArialNarrow-Bold" w:hAnsi="ArialNarrow-Bold" w:cs="ArialNarrow-Bold"/>
+                <w:b/>
+                <w:bCs/>
+                <w:kern w:val="0"/>
+                <w:sz w:val="36"/>
+                <w:szCs w:val="36"/>
+                <w:lang w:val="en-US"/>
+              </w:rPr>
+              <w:t xml:space="preserve"> </w:t>
+            </w:r>
             <w:r>
               <w:rPr>
                 <w:rFonts w:ascii="ArialNarrow-Bold" w:hAnsi="ArialNarrow-Bold" w:cs="ArialNarrow-Bold"/>
@@ -586,7 +638,7 @@
     </w:p>
     <w:p>
       <w:pPr>
-        <w:pStyle w:val="ListParagraph"/>
+        <w:pStyle w:val="a4"/>
         <w:numPr>
           <w:ilvl w:val="0"/>
           <w:numId w:val="1"/>
@@ -629,7 +681,7 @@
     </w:p>
     <w:p>
       <w:pPr>
-        <w:pStyle w:val="ListParagraph"/>
+        <w:pStyle w:val="a4"/>
         <w:numPr>
           <w:ilvl w:val="0"/>
           <w:numId w:val="1"/>
@@ -648,7 +700,7 @@
     </w:p>
     <w:p>
       <w:pPr>
-        <w:pStyle w:val="ListParagraph"/>
+        <w:pStyle w:val="a4"/>
         <w:numPr>
           <w:ilvl w:val="0"/>
           <w:numId w:val="1"/>
@@ -691,7 +743,7 @@
     </w:p>
     <w:p>
       <w:pPr>
-        <w:pStyle w:val="ListParagraph"/>
+        <w:pStyle w:val="a4"/>
         <w:numPr>
           <w:ilvl w:val="0"/>
           <w:numId w:val="1"/>
@@ -705,12 +757,13 @@
         <w:rPr>
           <w:rFonts w:ascii="Times New Roman" w:hAnsi="Times New Roman" w:cs="Times New Roman"/>
         </w:rPr>
+        <w:lastRenderedPageBreak/>
         <w:t>Posily na frontu: silnější vlna creepů na zvolenou linku za společné zásoby ★</w:t>
       </w:r>
     </w:p>
     <w:p>
       <w:pPr>
-        <w:pStyle w:val="ListParagraph"/>
+        <w:pStyle w:val="a4"/>
         <w:numPr>
           <w:ilvl w:val="0"/>
           <w:numId w:val="1"/>
@@ -724,13 +777,7 @@
         <w:rPr>
           <w:rFonts w:ascii="Times New Roman" w:hAnsi="Times New Roman" w:cs="Times New Roman"/>
         </w:rPr>
-        <w:t>Poslední vzdor: po 15. minutě se doba oživení padlých hrdinů zdvojnásobí.</w:t>
-      </w:r>
-      <w:r>
-        <w:rPr>
-          <w:rFonts w:ascii="Times New Roman" w:hAnsi="Times New Roman" w:cs="Times New Roman"/>
-        </w:rPr>
-        <w:t xml:space="preserve"> </w:t>
+        <w:t xml:space="preserve">Poslední vzdor: po 15. minutě se doba oživení padlých hrdinů zdvojnásobí. </w:t>
       </w:r>
       <w:r>
         <w:rPr>
@@ -741,7 +788,7 @@
     </w:p>
     <w:p>
       <w:pPr>
-        <w:pStyle w:val="ListParagraph"/>
+        <w:pStyle w:val="a4"/>
         <w:numPr>
           <w:ilvl w:val="0"/>
           <w:numId w:val="1"/>
@@ -755,12 +802,12 @@
         <w:rPr>
           <w:rFonts w:ascii="Times New Roman" w:hAnsi="Times New Roman" w:cs="Times New Roman"/>
         </w:rPr>
-        <w:t xml:space="preserve">Proměnlivé počasí: každé 4 minuty se na mapě změní počasí (déšť, mlha, bouře) a ovlivní hratelnost; 30 sekund předem hra hráče varuje ★</w:t>
-      </w:r>
-    </w:p>
-    <w:p>
-      <w:pPr>
-        <w:pStyle w:val="ListParagraph"/>
+        <w:t>Proměnlivé počasí: každé 4 minuty se na mapě změní počasí (déšť, mlha, bouře) a ovlivní hratelnost; 30 sekund předem hra hráče varuje ★</w:t>
+      </w:r>
+    </w:p>
+    <w:p>
+      <w:pPr>
+        <w:pStyle w:val="a4"/>
         <w:numPr>
           <w:ilvl w:val="0"/>
           <w:numId w:val="1"/>
@@ -774,12 +821,12 @@
         <w:rPr>
           <w:rFonts w:ascii="Times New Roman" w:hAnsi="Times New Roman" w:cs="Times New Roman"/>
         </w:rPr>
-        <w:t xml:space="preserve">Klíče a truhly: za zlato si hrdinové kupují klíče, kterými otevírají truhly rozmístěné po mapě; v každé truhle je náhodný předmět ★</w:t>
-      </w:r>
-    </w:p>
-    <w:p>
-      <w:pPr>
-        <w:pStyle w:val="ListParagraph"/>
+        <w:t>Klíče a truhly: za zlato si hrdinové kupují klíče, kterými otevírají truhly rozmístěné po mapě; v každé truhle je náhodný předmět ★</w:t>
+      </w:r>
+    </w:p>
+    <w:p>
+      <w:pPr>
+        <w:pStyle w:val="a4"/>
         <w:numPr>
           <w:ilvl w:val="0"/>
           <w:numId w:val="1"/>
@@ -793,12 +840,12 @@
         <w:rPr>
           <w:rFonts w:ascii="Times New Roman" w:hAnsi="Times New Roman" w:cs="Times New Roman"/>
         </w:rPr>
-        <w:t xml:space="preserve">Cesta duše: po smrti zůstane z hrdiny pomalá duše, se kterou hráč dojde ke svatyni v lese; když ji dovede, zkrátí si čas oživení ★</w:t>
-      </w:r>
-    </w:p>
-    <w:p>
-      <w:pPr>
-        <w:pStyle w:val="ListParagraph"/>
+        <w:t>Cesta duše: po smrti zůstane z hrdiny pomalá duše, se kterou hráč dojde ke svatyni v lese; když ji dovede, zkrátí si čas oživení ★</w:t>
+      </w:r>
+    </w:p>
+    <w:p>
+      <w:pPr>
+        <w:pStyle w:val="a4"/>
         <w:numPr>
           <w:ilvl w:val="0"/>
           <w:numId w:val="1"/>
@@ -817,7 +864,7 @@
     </w:p>
     <w:p>
       <w:pPr>
-        <w:pStyle w:val="ListParagraph"/>
+        <w:pStyle w:val="a4"/>
         <w:numPr>
           <w:ilvl w:val="0"/>
           <w:numId w:val="1"/>
@@ -836,7 +883,7 @@
     </w:p>
     <w:p>
       <w:pPr>
-        <w:pStyle w:val="ListParagraph"/>
+        <w:pStyle w:val="a4"/>
         <w:numPr>
           <w:ilvl w:val="0"/>
           <w:numId w:val="1"/>
@@ -855,7 +902,7 @@
     </w:p>
     <w:p>
       <w:pPr>
-        <w:pStyle w:val="ListParagraph"/>
+        <w:pStyle w:val="a4"/>
         <w:numPr>
           <w:ilvl w:val="0"/>
           <w:numId w:val="1"/>
@@ -869,13 +916,12 @@
         <w:rPr>
           <w:rFonts w:ascii="Times New Roman" w:hAnsi="Times New Roman" w:cs="Times New Roman"/>
         </w:rPr>
-        <w:lastRenderedPageBreak/>
         <w:t>AI boti, kteří doplní týmy, takže se dá hrát i bez dalších hráčů</w:t>
       </w:r>
     </w:p>
     <w:p>
       <w:pPr>
-        <w:pStyle w:val="ListParagraph"/>
+        <w:pStyle w:val="a4"/>
         <w:numPr>
           <w:ilvl w:val="0"/>
           <w:numId w:val="1"/>
@@ -1055,7 +1101,7 @@
     </w:p>
     <w:p>
       <w:pPr>
-        <w:pStyle w:val="ListParagraph"/>
+        <w:pStyle w:val="a4"/>
         <w:numPr>
           <w:ilvl w:val="0"/>
           <w:numId w:val="1"/>
@@ -1074,7 +1120,7 @@
     </w:p>
     <w:p>
       <w:pPr>
-        <w:pStyle w:val="ListParagraph"/>
+        <w:pStyle w:val="a4"/>
         <w:numPr>
           <w:ilvl w:val="0"/>
           <w:numId w:val="1"/>
@@ -1093,7 +1139,7 @@
     </w:p>
     <w:p>
       <w:pPr>
-        <w:pStyle w:val="ListParagraph"/>
+        <w:pStyle w:val="a4"/>
         <w:numPr>
           <w:ilvl w:val="0"/>
           <w:numId w:val="1"/>
@@ -1260,7 +1306,7 @@
         <w:rPr>
           <w:rFonts w:ascii="Times New Roman" w:hAnsi="Times New Roman" w:cs="Times New Roman"/>
         </w:rPr>
-        <w:t xml:space="preserve">Jde o studentský projekt, takže s těmito hrami komerčně soupeřit nechceme. Od Doty 2 se naše hra liší menším rozsahem a pěti vlastními mechanikami (podrobněji v části Inovace a kreativita). Mapa je menší, hrdinů i předmětů je méně a díky fázi Poslední vzdor trvají zápasy jen zhruba 15–20 minut, takže by se do hry měli snáz dostat i příležitostní hráči. S posilami na frontu si navíc tým sám volí, na které lince zatlačí.</w:t>
+        <w:t>Jde o studentský projekt, takže s těmito hrami komerčně soupeřit nechceme. Od Doty 2 se naše hra liší menším rozsahem a pěti vlastními mechanikami (podrobněji v části Inovace a kreativita). Mapa je menší, hrdinů i předmětů je méně a díky fázi Poslední vzdor trvají zápasy jen zhruba 15–20 minut, takže by se do hry měli snáz dostat i příležitostní hráči. S posilami na frontu si navíc tým sám volí, na které lince zatlačí.</w:t>
       </w:r>
     </w:p>
     <w:p>
@@ -1291,6 +1337,7 @@
           <w:rFonts w:ascii="Times New Roman" w:hAnsi="Times New Roman" w:cs="Times New Roman"/>
           <w:noProof/>
         </w:rPr>
+        <w:lastRenderedPageBreak/>
         <mc:AlternateContent>
           <mc:Choice Requires="wps">
             <w:drawing>
@@ -1399,12 +1446,12 @@
         <w:rPr>
           <w:rFonts w:ascii="Times New Roman" w:hAnsi="Times New Roman" w:cs="Times New Roman"/>
         </w:rPr>
-        <w:t xml:space="preserve">Základ hry přebíráme z Doty 2, ale přidáváme pět vlastních mechanik, které v Dotě 2 ani v League of Legends nenajdeme:</w:t>
-      </w:r>
-    </w:p>
-    <w:p>
-      <w:pPr>
-        <w:pStyle w:val="ListParagraph"/>
+        <w:t>Základ hry přebíráme z Doty 2, ale přidáváme pět vlastních mechanik, které v Dotě 2 ani v League of Legends nenajdeme:</w:t>
+      </w:r>
+    </w:p>
+    <w:p>
+      <w:pPr>
+        <w:pStyle w:val="a4"/>
         <w:numPr>
           <w:ilvl w:val="0"/>
           <w:numId w:val="1"/>
@@ -1423,7 +1470,7 @@
     </w:p>
     <w:p>
       <w:pPr>
-        <w:pStyle w:val="ListParagraph"/>
+        <w:pStyle w:val="a4"/>
         <w:numPr>
           <w:ilvl w:val="0"/>
           <w:numId w:val="1"/>
@@ -1437,12 +1484,12 @@
         <w:rPr>
           <w:rFonts w:ascii="Times New Roman" w:hAnsi="Times New Roman" w:cs="Times New Roman"/>
         </w:rPr>
-        <w:t xml:space="preserve">Poslední vzdor: po 15. minutě začíná závěrečná fáze, ve které se doba oživení padlých hrdinů zdvojnásobí. Každá smrt tak má mnohem větší váhu: tým, který přijde o hrdiny, zůstane déle oslabený a soupeř toho může využít k útoku na Ancient. Zápas se proto netáhne déle než zhruba 20 minut a konec je napínavý. V Dotě 2 i v LoL se čas oživení prodlužuje jen postupně s úrovní hrdiny.</w:t>
-      </w:r>
-    </w:p>
-    <w:p>
-      <w:pPr>
-        <w:pStyle w:val="ListParagraph"/>
+        <w:t>Poslední vzdor: po 15. minutě začíná závěrečná fáze, ve které se doba oživení padlých hrdinů zdvojnásobí. Každá smrt tak má mnohem větší váhu: tým, který přijde o hrdiny, zůstane déle oslabený a soupeř toho může využít k útoku na Ancient. Zápas se proto netáhne déle než zhruba 20 minut a konec je napínavý. V Dotě 2 i v LoL se čas oživení prodlužuje jen postupně s úrovní hrdiny.</w:t>
+      </w:r>
+    </w:p>
+    <w:p>
+      <w:pPr>
+        <w:pStyle w:val="a4"/>
         <w:numPr>
           <w:ilvl w:val="0"/>
           <w:numId w:val="1"/>
@@ -1456,12 +1503,12 @@
         <w:rPr>
           <w:rFonts w:ascii="Times New Roman" w:hAnsi="Times New Roman" w:cs="Times New Roman"/>
         </w:rPr>
-        <w:t xml:space="preserve">Proměnlivé počasí: každé 4 minuty se na mapě změní počasí a 30 sekund předem hra hráče varuje, aby se stihli připravit. Déšť zpomalí pohyb všech jednotek o 10 % a oslabí ohnivé schopnosti, mlha zmenší dohled hrdinů i věží a nahrává přepadům a bouře občas zasáhne bleskem hrdinu na otevřeném prostranství. Tým tak musí taktiku průběžně přizpůsobovat podmínkám na mapě. V Dotě 2 je počasí jen kosmetický doplněk bez vlivu na hru.</w:t>
-      </w:r>
-    </w:p>
-    <w:p>
-      <w:pPr>
-        <w:pStyle w:val="ListParagraph"/>
+        <w:t>Proměnlivé počasí: každé 4 minuty se na mapě změní počasí a 30 sekund předem hra hráče varuje, aby se stihli připravit. Déšť zpomalí pohyb všech jednotek o 10 % a oslabí ohnivé schopnosti, mlha zmenší dohled hrdinů i věží a nahrává přepadům a bouře občas zasáhne bleskem hrdinu na otevřeném prostranství. Tým tak musí taktiku průběžně přizpůsobovat podmínkám na mapě. V Dotě 2 je počasí jen kosmetický doplněk bez vlivu na hru.</w:t>
+      </w:r>
+    </w:p>
+    <w:p>
+      <w:pPr>
+        <w:pStyle w:val="a4"/>
         <w:numPr>
           <w:ilvl w:val="0"/>
           <w:numId w:val="1"/>
@@ -1475,12 +1522,12 @@
         <w:rPr>
           <w:rFonts w:ascii="Times New Roman" w:hAnsi="Times New Roman" w:cs="Times New Roman"/>
         </w:rPr>
-        <w:t xml:space="preserve">Klíče a truhly: v obchodě si hrdinové mohou za zlato koupit klíč. Po mapě jsou rozmístěné truhly, které jdou otevřít jen tímto klíčem, a v každé z nich je náhodný předmět. Hráč se tak rozhoduje, jestli zlato utratí za jistý předmět v obchodě, nebo za šanci na lepší předmět z truhly. Kolem truhel navíc vznikají souboje o kontrolu mapy.</w:t>
-      </w:r>
-    </w:p>
-    <w:p>
-      <w:pPr>
-        <w:pStyle w:val="ListParagraph"/>
+        <w:t>Klíče a truhly: v obchodě si hrdinové mohou za zlato koupit klíč. Po mapě jsou rozmístěné truhly, které jdou otevřít jen tímto klíčem, a v každé z nich je náhodný předmět. Hráč se tak rozhoduje, jestli zlato utratí za jistý předmět v obchodě, nebo za šanci na lepší předmět z truhly. Kolem truhel navíc vznikají souboje o kontrolu mapy.</w:t>
+      </w:r>
+    </w:p>
+    <w:p>
+      <w:pPr>
+        <w:pStyle w:val="a4"/>
         <w:numPr>
           <w:ilvl w:val="0"/>
           <w:numId w:val="1"/>
@@ -1494,7 +1541,7 @@
         <w:rPr>
           <w:rFonts w:ascii="Times New Roman" w:hAnsi="Times New Roman" w:cs="Times New Roman"/>
         </w:rPr>
-        <w:t xml:space="preserve">Cesta duše: když hrdina zemře, zůstane z něj duše, kterou hráč dál ovládá. Duše je pomalá a v lese na ni čekají svatyně. Pokud se k některé z nich dostane, zkrátí se hrdinovi čas oživení o 30 %. Nepřátelé ale duši vidí a mohou ji cestou zničit. Pak se nic dalšího nestane a hráč jen počká na běžné oživení. Hráč tak ani po smrti jen nečeká, ale dál se zapojuje do hry. Mechanika se doplňuje s fází Poslední vzdor, kdy je delší čas oživení a dojít ke svatyni se vyplatí ještě víc. V Dotě 2 ani v LoL hráč po smrti svůj čas oživení ovlivnit nemůže.</w:t>
+        <w:t>Cesta duše: když hrdina zemře, zůstane z něj duše, kterou hráč dál ovládá. Duše je pomalá a v lese na ni čekají svatyně. Pokud se k některé z nich dostane, zkrátí se hrdinovi čas oživení o 30 %. Nepřátelé ale duši vidí a mohou ji cestou zničit. Pak se nic dalšího nestane a hráč jen počká na běžné oživení. Hráč tak ani po smrti jen nečeká, ale dál se zapojuje do hry. Mechanika se doplňuje s fází Poslední vzdor, kdy je delší čas oživení a dojít ke svatyni se vyplatí ještě víc. V Dotě 2 ani v LoL hráč po smrti svůj čas oživení ovlivnit nemůže.</w:t>
       </w:r>
     </w:p>
     <w:p>
@@ -1513,7 +1560,7 @@
     </w:p>
     <w:p>
       <w:pPr>
-        <w:pStyle w:val="ListParagraph"/>
+        <w:pStyle w:val="a4"/>
         <w:numPr>
           <w:ilvl w:val="0"/>
           <w:numId w:val="1"/>
@@ -1532,7 +1579,7 @@
     </w:p>
     <w:p>
       <w:pPr>
-        <w:pStyle w:val="ListParagraph"/>
+        <w:pStyle w:val="a4"/>
         <w:numPr>
           <w:ilvl w:val="0"/>
           <w:numId w:val="1"/>
@@ -1551,7 +1598,7 @@
     </w:p>
     <w:p>
       <w:pPr>
-        <w:pStyle w:val="ListParagraph"/>
+        <w:pStyle w:val="a4"/>
         <w:numPr>
           <w:ilvl w:val="0"/>
           <w:numId w:val="1"/>
@@ -1726,12 +1773,13 @@
         <w:rPr>
           <w:rFonts w:ascii="Times New Roman" w:hAnsi="Times New Roman" w:cs="Times New Roman"/>
         </w:rPr>
+        <w:lastRenderedPageBreak/>
         <w:t>Na vývoj máme zhruba 15 týdnů (do 5. 2. 2027), tři lidi a žádný rozpočet. Proto se omezujeme na hru proti botům a funkce jsme rozdělili podle priority:</w:t>
       </w:r>
     </w:p>
     <w:p>
       <w:pPr>
-        <w:pStyle w:val="ListParagraph"/>
+        <w:pStyle w:val="a4"/>
         <w:numPr>
           <w:ilvl w:val="0"/>
           <w:numId w:val="1"/>
@@ -1752,12 +1800,12 @@
         <w:rPr>
           <w:rFonts w:ascii="Times New Roman" w:hAnsi="Times New Roman" w:cs="Times New Roman"/>
         </w:rPr>
-        <w:t xml:space="preserve">mapa se třemi linkami, ovládání hrdiny, 6 hratelní hrdinové, creepové, věže a Ancient, zlato a zkušenosti, posily na frontu (jeden druh posil), fáze Poslední vzdor, proměnlivé počasí (déšť, mlha, bouře), klíče a truhly, cesta duše se svatyněmi, základní UI, jednoduchá AI botů.</w:t>
-      </w:r>
-    </w:p>
-    <w:p>
-      <w:pPr>
-        <w:pStyle w:val="ListParagraph"/>
+        <w:t>mapa se třemi linkami, ovládání hrdiny, 6 hratelní hrdinové, creepové, věže a Ancient, zlato a zkušenosti, posily na frontu (jeden druh posil), fáze Poslední vzdor, proměnlivé počasí (déšť, mlha, bouře), klíče a truhly, cesta duše se svatyněmi, základní UI, jednoduchá AI botů.</w:t>
+      </w:r>
+    </w:p>
+    <w:p>
+      <w:pPr>
+        <w:pStyle w:val="a4"/>
         <w:numPr>
           <w:ilvl w:val="0"/>
           <w:numId w:val="1"/>
@@ -1778,12 +1826,12 @@
         <w:rPr>
           <w:rFonts w:ascii="Times New Roman" w:hAnsi="Times New Roman" w:cs="Times New Roman"/>
         </w:rPr>
-        <w:t xml:space="preserve">7–10 hrdinů, další druhy posil, další druhy počasí a truhel, rozšířený obchod s předměty (v základu jen klíče), fog of war, minimapa, neutrální creepové v lese, zvuky a hudba.</w:t>
-      </w:r>
-    </w:p>
-    <w:p>
-      <w:pPr>
-        <w:pStyle w:val="ListParagraph"/>
+        <w:t>7–10 hrdinů, další druhy posil, další druhy počasí a truhel, rozšířený obchod s předměty (v základu jen klíče), fog of war, minimapa, neutrální creepové v lese, zvuky a hudba.</w:t>
+      </w:r>
+    </w:p>
+    <w:p>
+      <w:pPr>
+        <w:pStyle w:val="a4"/>
         <w:numPr>
           <w:ilvl w:val="0"/>
           <w:numId w:val="1"/>
@@ -1849,7 +1897,7 @@
     </w:p>
     <w:p>
       <w:pPr>
-        <w:pStyle w:val="ListParagraph"/>
+        <w:pStyle w:val="a4"/>
         <w:numPr>
           <w:ilvl w:val="0"/>
           <w:numId w:val="1"/>
@@ -1868,7 +1916,7 @@
     </w:p>
     <w:p>
       <w:pPr>
-        <w:pStyle w:val="ListParagraph"/>
+        <w:pStyle w:val="a4"/>
         <w:numPr>
           <w:ilvl w:val="0"/>
           <w:numId w:val="1"/>
@@ -1887,7 +1935,7 @@
     </w:p>
     <w:p>
       <w:pPr>
-        <w:pStyle w:val="ListParagraph"/>
+        <w:pStyle w:val="a4"/>
         <w:numPr>
           <w:ilvl w:val="0"/>
           <w:numId w:val="1"/>
@@ -1901,12 +1949,12 @@
         <w:rPr>
           <w:rFonts w:ascii="Times New Roman" w:hAnsi="Times New Roman" w:cs="Times New Roman"/>
         </w:rPr>
-        <w:t xml:space="preserve">Týdny 7–10 (do 2. 1. 2027): druhý hrdina, zlato a zkušenosti, posily na frontu, Poslední vzdor, počasí, klíče a truhly, cesta duše, UI, AI botů. Milník: alfa verze.</w:t>
-      </w:r>
-    </w:p>
-    <w:p>
-      <w:pPr>
-        <w:pStyle w:val="ListParagraph"/>
+        <w:t>Týdny 7–10 (do 2. 1. 2027): druhý hrdina, zlato a zkušenosti, posily na frontu, Poslední vzdor, počasí, klíče a truhly, cesta duše, UI, AI botů. Milník: alfa verze.</w:t>
+      </w:r>
+    </w:p>
+    <w:p>
+      <w:pPr>
+        <w:pStyle w:val="a4"/>
         <w:numPr>
           <w:ilvl w:val="0"/>
           <w:numId w:val="1"/>
@@ -1925,7 +1973,7 @@
     </w:p>
     <w:p>
       <w:pPr>
-        <w:pStyle w:val="ListParagraph"/>
+        <w:pStyle w:val="a4"/>
         <w:numPr>
           <w:ilvl w:val="0"/>
           <w:numId w:val="1"/>
@@ -1957,7 +2005,7 @@
       </w:r>
     </w:p>
     <w:sectPr>
-      <w:footerReference w:type="default" r:id="rId8"/>
+      <w:footerReference w:type="default" r:id="rId9"/>
       <w:pgSz w:w="11906" w:h="16838"/>
       <w:pgMar w:top="1417" w:right="1417" w:bottom="1417" w:left="1417" w:header="708" w:footer="708" w:gutter="0"/>
       <w:cols w:space="708"/>
@@ -1996,7 +2044,7 @@
 <w:ftr xmlns:wpc="http://schemas.microsoft.com/office/word/2010/wordprocessingCanvas" xmlns:cx="http://schemas.microsoft.com/office/drawing/2014/chartex" xmlns:cx1="http://schemas.microsoft.com/office/drawing/2015/9/8/chartex" xmlns:cx2="http://schemas.microsoft.com/office/drawing/2015/10/21/chartex" xmlns:cx3="http://schemas.microsoft.com/office/drawing/2016/5/9/chartex" xmlns:cx4="http://schemas.microsoft.com/office/drawing/2016/5/10/chartex" xmlns:cx5="http://schemas.microsoft.com/office/drawing/2016/5/11/chartex" xmlns:cx6="http://schemas.microsoft.com/office/drawing/2016/5/12/chartex" xmlns:cx7="http://schemas.microsoft.com/office/drawing/2016/5/13/chartex" xmlns:cx8="http://schemas.microsoft.com/office/drawing/2016/5/14/chartex" xmlns:mc="http://schemas.openxmlformats.org/markup-compatibility/2006" xmlns:aink="http://schemas.microsoft.com/office/drawing/2016/ink" xmlns:am3d="http://schemas.microsoft.com/office/drawing/2017/model3d" xmlns:o="urn:schemas-microsoft-com:office:office" xmlns:oel="http://schemas.microsoft.com/office/2019/extlst" xmlns:r="http://schemas.openxmlformats.org/officeDocument/2006/relationships" xmlns:m="http://schemas.openxmlformats.org/officeDocument/2006/math" xmlns:v="urn:schemas-microsoft-com:vml" xmlns:wp14="http://schemas.microsoft.com/office/word/2010/wordprocessingDrawing" xmlns:wp="http://schemas.openxmlformats.org/drawingml/2006/wordprocessingDrawing" xmlns:w10="urn:schemas-microsoft-com:office:word" xmlns:w="http://schemas.openxmlformats.org/wordprocessingml/2006/main" xmlns:w14="http://schemas.microsoft.com/office/word/2010/wordml" xmlns:w15="http://schemas.microsoft.com/office/word/2012/wordml" xmlns:w16cex="http://schemas.microsoft.com/office/word/2018/wordml/cex" xmlns:w16cid="http://schemas.microsoft.com/office/word/2016/wordml/cid" xmlns:w16="http://schemas.microsoft.com/office/word/2018/wordml" xmlns:w16du="http://schemas.microsoft.com/office/word/2023/wordml/word16du" xmlns:w16sdtdh="http://schemas.microsoft.com/office/word/2020/wordml/sdtdatahash" xmlns:w16sdtfl="http://schemas.microsoft.com/office/word/2024/wordml/sdtformatlock" xmlns:w16se="http://schemas.microsoft.com/office/word/2015/wordml/symex" xmlns:wpg="http://schemas.microsoft.com/office/word/2010/wordprocessingGroup" xmlns:wpi="http://schemas.microsoft.com/office/word/2010/wordprocessingInk" xmlns:wne="http://schemas.microsoft.com/office/word/2006/wordml" xmlns:wps="http://schemas.microsoft.com/office/word/2010/wordprocessingShape" mc:Ignorable="w14 w15 w16se w16cid w16 w16cex w16sdtdh w16sdtfl w16du wp14">
   <w:p>
     <w:pPr>
-      <w:pStyle w:val="Footer"/>
+      <w:pStyle w:val="a7"/>
       <w:rPr>
         <w:lang w:val="en-US"/>
       </w:rPr>
@@ -2658,16 +2706,16 @@
     <w:lsdException w:name="Unresolved Mention" w:semiHidden="1" w:unhideWhenUsed="1"/>
     <w:lsdException w:name="Smart Link" w:semiHidden="1" w:unhideWhenUsed="1"/>
   </w:latentStyles>
-  <w:style w:type="paragraph" w:default="1" w:styleId="Normal">
+  <w:style w:type="paragraph" w:default="1" w:styleId="a">
     <w:name w:val="Normal"/>
     <w:qFormat/>
   </w:style>
-  <w:style w:type="character" w:default="1" w:styleId="DefaultParagraphFont">
+  <w:style w:type="character" w:default="1" w:styleId="a0">
     <w:name w:val="Default Paragraph Font"/>
     <w:uiPriority w:val="1"/>
     <w:unhideWhenUsed/>
   </w:style>
-  <w:style w:type="table" w:default="1" w:styleId="TableNormal">
+  <w:style w:type="table" w:default="1" w:styleId="a1">
     <w:name w:val="Normal Table"/>
     <w:uiPriority w:val="99"/>
     <w:semiHidden/>
@@ -2682,15 +2730,15 @@
       </w:tblCellMar>
     </w:tblPr>
   </w:style>
-  <w:style w:type="numbering" w:default="1" w:styleId="NoList">
+  <w:style w:type="numbering" w:default="1" w:styleId="a2">
     <w:name w:val="No List"/>
     <w:uiPriority w:val="99"/>
     <w:semiHidden/>
     <w:unhideWhenUsed/>
   </w:style>
-  <w:style w:type="table" w:styleId="TableGrid">
+  <w:style w:type="table" w:styleId="a3">
     <w:name w:val="Table Grid"/>
-    <w:basedOn w:val="TableNormal"/>
+    <w:basedOn w:val="a1"/>
     <w:uiPriority w:val="39"/>
     <w:rsid w:val="00587F15"/>
     <w:pPr>
@@ -2707,9 +2755,9 @@
       </w:tblBorders>
     </w:tblPr>
   </w:style>
-  <w:style w:type="paragraph" w:styleId="ListParagraph">
+  <w:style w:type="paragraph" w:styleId="a4">
     <w:name w:val="List Paragraph"/>
-    <w:basedOn w:val="Normal"/>
+    <w:basedOn w:val="a"/>
     <w:uiPriority w:val="34"/>
     <w:qFormat/>
     <w:rsid w:val="009B5BAB"/>
@@ -2718,10 +2766,10 @@
       <w:contextualSpacing/>
     </w:pPr>
   </w:style>
-  <w:style w:type="paragraph" w:styleId="Header">
+  <w:style w:type="paragraph" w:styleId="a5">
     <w:name w:val="header"/>
-    <w:basedOn w:val="Normal"/>
-    <w:link w:val="HeaderChar"/>
+    <w:basedOn w:val="a"/>
+    <w:link w:val="a6"/>
     <w:uiPriority w:val="99"/>
     <w:unhideWhenUsed/>
     <w:rsid w:val="00807C46"/>
@@ -2733,17 +2781,17 @@
       <w:spacing w:after="0" w:line="240" w:lineRule="auto"/>
     </w:pPr>
   </w:style>
-  <w:style w:type="character" w:customStyle="1" w:styleId="HeaderChar">
-    <w:name w:val="Header Char"/>
-    <w:basedOn w:val="DefaultParagraphFont"/>
-    <w:link w:val="Header"/>
+  <w:style w:type="character" w:customStyle="1" w:styleId="a6">
+    <w:name w:val="Верхний колонтитул Знак"/>
+    <w:basedOn w:val="a0"/>
+    <w:link w:val="a5"/>
     <w:uiPriority w:val="99"/>
     <w:rsid w:val="00807C46"/>
   </w:style>
-  <w:style w:type="paragraph" w:styleId="Footer">
+  <w:style w:type="paragraph" w:styleId="a7">
     <w:name w:val="footer"/>
-    <w:basedOn w:val="Normal"/>
-    <w:link w:val="FooterChar"/>
+    <w:basedOn w:val="a"/>
+    <w:link w:val="a8"/>
     <w:uiPriority w:val="99"/>
     <w:unhideWhenUsed/>
     <w:rsid w:val="00807C46"/>
@@ -2755,16 +2803,16 @@
       <w:spacing w:after="0" w:line="240" w:lineRule="auto"/>
     </w:pPr>
   </w:style>
-  <w:style w:type="character" w:customStyle="1" w:styleId="FooterChar">
-    <w:name w:val="Footer Char"/>
-    <w:basedOn w:val="DefaultParagraphFont"/>
-    <w:link w:val="Footer"/>
+  <w:style w:type="character" w:customStyle="1" w:styleId="a8">
+    <w:name w:val="Нижний колонтитул Знак"/>
+    <w:basedOn w:val="a0"/>
+    <w:link w:val="a7"/>
     <w:uiPriority w:val="99"/>
     <w:rsid w:val="00807C46"/>
   </w:style>
-  <w:style w:type="character" w:styleId="PlaceholderText">
+  <w:style w:type="character" w:styleId="a9">
     <w:name w:val="Placeholder Text"/>
-    <w:basedOn w:val="DefaultParagraphFont"/>
+    <w:basedOn w:val="a0"/>
     <w:uiPriority w:val="99"/>
     <w:semiHidden/>
     <w:rsid w:val="007D2E13"/>
@@ -2797,7 +2845,7 @@
         <w:p>
           <w:r>
             <w:rPr>
-              <w:rStyle w:val="PlaceholderText"/>
+              <w:rStyle w:val="a3"/>
             </w:rPr>
             <w:t>[Datum publikování]</w:t>
           </w:r>
@@ -2911,8 +2959,10 @@
     <w:rsidRoot w:val="004E0AFB"/>
     <w:rsid w:val="00126E56"/>
     <w:rsid w:val="001358A9"/>
+    <w:rsid w:val="00366C04"/>
     <w:rsid w:val="004A174F"/>
     <w:rsid w:val="004E0AFB"/>
+    <w:rsid w:val="007049A3"/>
     <w:rsid w:val="009908E2"/>
     <w:rsid w:val="00C35A64"/>
     <w:rsid w:val="00D87181"/>
@@ -3337,17 +3387,17 @@
     <w:lsdException w:name="Unresolved Mention" w:semiHidden="1" w:unhideWhenUsed="1"/>
     <w:lsdException w:name="Smart Link" w:semiHidden="1" w:unhideWhenUsed="1"/>
   </w:latentStyles>
-  <w:style w:type="paragraph" w:default="1" w:styleId="Normal">
+  <w:style w:type="paragraph" w:default="1" w:styleId="a">
     <w:name w:val="Normal"/>
     <w:qFormat/>
   </w:style>
-  <w:style w:type="character" w:default="1" w:styleId="DefaultParagraphFont">
+  <w:style w:type="character" w:default="1" w:styleId="a0">
     <w:name w:val="Default Paragraph Font"/>
     <w:uiPriority w:val="1"/>
     <w:semiHidden/>
     <w:unhideWhenUsed/>
   </w:style>
-  <w:style w:type="table" w:default="1" w:styleId="TableNormal">
+  <w:style w:type="table" w:default="1" w:styleId="a1">
     <w:name w:val="Normal Table"/>
     <w:uiPriority w:val="99"/>
     <w:semiHidden/>
@@ -3362,15 +3412,15 @@
       </w:tblCellMar>
     </w:tblPr>
   </w:style>
-  <w:style w:type="numbering" w:default="1" w:styleId="NoList">
+  <w:style w:type="numbering" w:default="1" w:styleId="a2">
     <w:name w:val="No List"/>
     <w:uiPriority w:val="99"/>
     <w:semiHidden/>
     <w:unhideWhenUsed/>
   </w:style>
-  <w:style w:type="character" w:styleId="PlaceholderText">
+  <w:style w:type="character" w:styleId="a3">
     <w:name w:val="Placeholder Text"/>
-    <w:basedOn w:val="DefaultParagraphFont"/>
+    <w:basedOn w:val="a0"/>
     <w:uiPriority w:val="99"/>
     <w:semiHidden/>
     <w:rsid w:val="004A174F"/>
